--- a/Tóth_Tamás.docx
+++ b/Tóth_Tamás.docx
@@ -392,7 +392,7 @@
                               <a:ln>
                                 <a:extLst>
                                   <a:ext uri="{C807C97D-BFC1-408E-A445-0C87EB9F89A2}">
-                                    <ask:lineSketchStyleProps xmlns="" xmlns:o="urn:schemas-microsoft-com:office:office" xmlns:oel="http://schemas.microsoft.com/office/2019/extlst" xmlns:v="urn:schemas-microsoft-com:vml" xmlns:w10="urn:schemas-microsoft-com:office:word" xmlns:w="http://schemas.openxmlformats.org/wordprocessingml/2006/main" xmlns:w16cex="http://schemas.microsoft.com/office/word/2018/wordml/cex" xmlns:w16="http://schemas.microsoft.com/office/word/2018/wordml" xmlns:w16du="http://schemas.microsoft.com/office/word/2023/wordml/word16du" xmlns:w16sdtdh="http://schemas.microsoft.com/office/word/2020/wordml/sdtdatahash" xmlns:ask="http://schemas.microsoft.com/office/drawing/2018/sketchyshapes" sd="3886230498">
+                                    <ask:lineSketchStyleProps xmlns:ask="http://schemas.microsoft.com/office/drawing/2018/sketchyshapes" xmlns:w16sdtdh="http://schemas.microsoft.com/office/word/2020/wordml/sdtdatahash" xmlns:w16du="http://schemas.microsoft.com/office/word/2023/wordml/word16du" xmlns:w16="http://schemas.microsoft.com/office/word/2018/wordml" xmlns:w16cex="http://schemas.microsoft.com/office/word/2018/wordml/cex" xmlns:w="http://schemas.openxmlformats.org/wordprocessingml/2006/main" xmlns:w10="urn:schemas-microsoft-com:office:word" xmlns:v="urn:schemas-microsoft-com:vml" xmlns:oel="http://schemas.microsoft.com/office/2019/extlst" xmlns:o="urn:schemas-microsoft-com:office:office" xmlns="" sd="3886230498">
                                       <a:prstGeom prst="roundRect">
                                         <a:avLst/>
                                       </a:prstGeom>
@@ -944,7 +944,7 @@
                               <a:ln>
                                 <a:extLst>
                                   <a:ext uri="{C807C97D-BFC1-408E-A445-0C87EB9F89A2}">
-                                    <ask:lineSketchStyleProps xmlns="" xmlns:o="urn:schemas-microsoft-com:office:office" xmlns:oel="http://schemas.microsoft.com/office/2019/extlst" xmlns:v="urn:schemas-microsoft-com:vml" xmlns:w10="urn:schemas-microsoft-com:office:word" xmlns:w="http://schemas.openxmlformats.org/wordprocessingml/2006/main" xmlns:w16cex="http://schemas.microsoft.com/office/word/2018/wordml/cex" xmlns:w16="http://schemas.microsoft.com/office/word/2018/wordml" xmlns:w16du="http://schemas.microsoft.com/office/word/2023/wordml/word16du" xmlns:w16sdtdh="http://schemas.microsoft.com/office/word/2020/wordml/sdtdatahash" xmlns:ask="http://schemas.microsoft.com/office/drawing/2018/sketchyshapes" sd="3886230498">
+                                    <ask:lineSketchStyleProps xmlns:ask="http://schemas.microsoft.com/office/drawing/2018/sketchyshapes" xmlns:w16sdtdh="http://schemas.microsoft.com/office/word/2020/wordml/sdtdatahash" xmlns:w16du="http://schemas.microsoft.com/office/word/2023/wordml/word16du" xmlns:w16="http://schemas.microsoft.com/office/word/2018/wordml" xmlns:w16cex="http://schemas.microsoft.com/office/word/2018/wordml/cex" xmlns:w="http://schemas.openxmlformats.org/wordprocessingml/2006/main" xmlns:w10="urn:schemas-microsoft-com:office:word" xmlns:v="urn:schemas-microsoft-com:vml" xmlns:oel="http://schemas.microsoft.com/office/2019/extlst" xmlns:o="urn:schemas-microsoft-com:office:office" xmlns="" sd="3886230498">
                                       <a:prstGeom prst="roundRect">
                                         <a:avLst/>
                                       </a:prstGeom>
@@ -1294,7 +1294,7 @@
                               <a:ln>
                                 <a:extLst>
                                   <a:ext uri="{C807C97D-BFC1-408E-A445-0C87EB9F89A2}">
-                                    <ask:lineSketchStyleProps xmlns="" xmlns:o="urn:schemas-microsoft-com:office:office" xmlns:oel="http://schemas.microsoft.com/office/2019/extlst" xmlns:v="urn:schemas-microsoft-com:vml" xmlns:w10="urn:schemas-microsoft-com:office:word" xmlns:w="http://schemas.openxmlformats.org/wordprocessingml/2006/main" xmlns:w16cex="http://schemas.microsoft.com/office/word/2018/wordml/cex" xmlns:w16="http://schemas.microsoft.com/office/word/2018/wordml" xmlns:w16du="http://schemas.microsoft.com/office/word/2023/wordml/word16du" xmlns:w16sdtdh="http://schemas.microsoft.com/office/word/2020/wordml/sdtdatahash" xmlns:ask="http://schemas.microsoft.com/office/drawing/2018/sketchyshapes" sd="3886230498">
+                                    <ask:lineSketchStyleProps xmlns:ask="http://schemas.microsoft.com/office/drawing/2018/sketchyshapes" xmlns:w16sdtdh="http://schemas.microsoft.com/office/word/2020/wordml/sdtdatahash" xmlns:w16du="http://schemas.microsoft.com/office/word/2023/wordml/word16du" xmlns:w16="http://schemas.microsoft.com/office/word/2018/wordml" xmlns:w16cex="http://schemas.microsoft.com/office/word/2018/wordml/cex" xmlns:w="http://schemas.openxmlformats.org/wordprocessingml/2006/main" xmlns:w10="urn:schemas-microsoft-com:office:word" xmlns:v="urn:schemas-microsoft-com:vml" xmlns:oel="http://schemas.microsoft.com/office/2019/extlst" xmlns:o="urn:schemas-microsoft-com:office:office" xmlns="" sd="3886230498">
                                       <a:prstGeom prst="roundRect">
                                         <a:avLst/>
                                       </a:prstGeom>
@@ -1865,7 +1865,7 @@
                               <a:ln>
                                 <a:extLst>
                                   <a:ext uri="{C807C97D-BFC1-408E-A445-0C87EB9F89A2}">
-                                    <ask:lineSketchStyleProps xmlns="" xmlns:o="urn:schemas-microsoft-com:office:office" xmlns:oel="http://schemas.microsoft.com/office/2019/extlst" xmlns:v="urn:schemas-microsoft-com:vml" xmlns:w10="urn:schemas-microsoft-com:office:word" xmlns:w="http://schemas.openxmlformats.org/wordprocessingml/2006/main" xmlns:w16cex="http://schemas.microsoft.com/office/word/2018/wordml/cex" xmlns:w16="http://schemas.microsoft.com/office/word/2018/wordml" xmlns:w16du="http://schemas.microsoft.com/office/word/2023/wordml/word16du" xmlns:w16sdtdh="http://schemas.microsoft.com/office/word/2020/wordml/sdtdatahash" xmlns:ask="http://schemas.microsoft.com/office/drawing/2018/sketchyshapes" sd="3886230498">
+                                    <ask:lineSketchStyleProps xmlns:ask="http://schemas.microsoft.com/office/drawing/2018/sketchyshapes" xmlns:w16sdtdh="http://schemas.microsoft.com/office/word/2020/wordml/sdtdatahash" xmlns:w16du="http://schemas.microsoft.com/office/word/2023/wordml/word16du" xmlns:w16="http://schemas.microsoft.com/office/word/2018/wordml" xmlns:w16cex="http://schemas.microsoft.com/office/word/2018/wordml/cex" xmlns:w="http://schemas.openxmlformats.org/wordprocessingml/2006/main" xmlns:w10="urn:schemas-microsoft-com:office:word" xmlns:v="urn:schemas-microsoft-com:vml" xmlns:oel="http://schemas.microsoft.com/office/2019/extlst" xmlns:o="urn:schemas-microsoft-com:office:office" xmlns="" sd="3886230498">
                                       <a:prstGeom prst="roundRect">
                                         <a:avLst/>
                                       </a:prstGeom>
@@ -2386,7 +2386,7 @@
                               <a:ln>
                                 <a:extLst>
                                   <a:ext uri="{C807C97D-BFC1-408E-A445-0C87EB9F89A2}">
-                                    <ask:lineSketchStyleProps xmlns="" xmlns:o="urn:schemas-microsoft-com:office:office" xmlns:oel="http://schemas.microsoft.com/office/2019/extlst" xmlns:v="urn:schemas-microsoft-com:vml" xmlns:w10="urn:schemas-microsoft-com:office:word" xmlns:w="http://schemas.openxmlformats.org/wordprocessingml/2006/main" xmlns:w16cex="http://schemas.microsoft.com/office/word/2018/wordml/cex" xmlns:w16="http://schemas.microsoft.com/office/word/2018/wordml" xmlns:w16du="http://schemas.microsoft.com/office/word/2023/wordml/word16du" xmlns:w16sdtdh="http://schemas.microsoft.com/office/word/2020/wordml/sdtdatahash" xmlns:ask="http://schemas.microsoft.com/office/drawing/2018/sketchyshapes" sd="3886230498">
+                                    <ask:lineSketchStyleProps xmlns:ask="http://schemas.microsoft.com/office/drawing/2018/sketchyshapes" xmlns:w16sdtdh="http://schemas.microsoft.com/office/word/2020/wordml/sdtdatahash" xmlns:w16du="http://schemas.microsoft.com/office/word/2023/wordml/word16du" xmlns:w16="http://schemas.microsoft.com/office/word/2018/wordml" xmlns:w16cex="http://schemas.microsoft.com/office/word/2018/wordml/cex" xmlns:w="http://schemas.openxmlformats.org/wordprocessingml/2006/main" xmlns:w10="urn:schemas-microsoft-com:office:word" xmlns:v="urn:schemas-microsoft-com:vml" xmlns:oel="http://schemas.microsoft.com/office/2019/extlst" xmlns:o="urn:schemas-microsoft-com:office:office" xmlns="" sd="3886230498">
                                       <a:prstGeom prst="roundRect">
                                         <a:avLst/>
                                       </a:prstGeom>
@@ -2895,7 +2895,7 @@
                               <a:ln>
                                 <a:extLst>
                                   <a:ext uri="{C807C97D-BFC1-408E-A445-0C87EB9F89A2}">
-                                    <ask:lineSketchStyleProps xmlns="" xmlns:o="urn:schemas-microsoft-com:office:office" xmlns:oel="http://schemas.microsoft.com/office/2019/extlst" xmlns:v="urn:schemas-microsoft-com:vml" xmlns:w10="urn:schemas-microsoft-com:office:word" xmlns:w="http://schemas.openxmlformats.org/wordprocessingml/2006/main" xmlns:w16cex="http://schemas.microsoft.com/office/word/2018/wordml/cex" xmlns:w16="http://schemas.microsoft.com/office/word/2018/wordml" xmlns:w16du="http://schemas.microsoft.com/office/word/2023/wordml/word16du" xmlns:w16sdtdh="http://schemas.microsoft.com/office/word/2020/wordml/sdtdatahash" xmlns:ask="http://schemas.microsoft.com/office/drawing/2018/sketchyshapes" sd="3886230498">
+                                    <ask:lineSketchStyleProps xmlns:ask="http://schemas.microsoft.com/office/drawing/2018/sketchyshapes" xmlns:w16sdtdh="http://schemas.microsoft.com/office/word/2020/wordml/sdtdatahash" xmlns:w16du="http://schemas.microsoft.com/office/word/2023/wordml/word16du" xmlns:w16="http://schemas.microsoft.com/office/word/2018/wordml" xmlns:w16cex="http://schemas.microsoft.com/office/word/2018/wordml/cex" xmlns:w="http://schemas.openxmlformats.org/wordprocessingml/2006/main" xmlns:w10="urn:schemas-microsoft-com:office:word" xmlns:v="urn:schemas-microsoft-com:vml" xmlns:oel="http://schemas.microsoft.com/office/2019/extlst" xmlns:o="urn:schemas-microsoft-com:office:office" xmlns="" sd="3886230498">
                                       <a:prstGeom prst="roundRect">
                                         <a:avLst/>
                                       </a:prstGeom>
@@ -3380,7 +3380,7 @@
                               <a:ln>
                                 <a:extLst>
                                   <a:ext uri="{C807C97D-BFC1-408E-A445-0C87EB9F89A2}">
-                                    <ask:lineSketchStyleProps xmlns="" xmlns:o="urn:schemas-microsoft-com:office:office" xmlns:oel="http://schemas.microsoft.com/office/2019/extlst" xmlns:v="urn:schemas-microsoft-com:vml" xmlns:w10="urn:schemas-microsoft-com:office:word" xmlns:w="http://schemas.openxmlformats.org/wordprocessingml/2006/main" xmlns:w16cex="http://schemas.microsoft.com/office/word/2018/wordml/cex" xmlns:w16="http://schemas.microsoft.com/office/word/2018/wordml" xmlns:w16du="http://schemas.microsoft.com/office/word/2023/wordml/word16du" xmlns:w16sdtdh="http://schemas.microsoft.com/office/word/2020/wordml/sdtdatahash" xmlns:ask="http://schemas.microsoft.com/office/drawing/2018/sketchyshapes" sd="3886230498">
+                                    <ask:lineSketchStyleProps xmlns:ask="http://schemas.microsoft.com/office/drawing/2018/sketchyshapes" xmlns:w16sdtdh="http://schemas.microsoft.com/office/word/2020/wordml/sdtdatahash" xmlns:w16du="http://schemas.microsoft.com/office/word/2023/wordml/word16du" xmlns:w16="http://schemas.microsoft.com/office/word/2018/wordml" xmlns:w16cex="http://schemas.microsoft.com/office/word/2018/wordml/cex" xmlns:w="http://schemas.openxmlformats.org/wordprocessingml/2006/main" xmlns:w10="urn:schemas-microsoft-com:office:word" xmlns:v="urn:schemas-microsoft-com:vml" xmlns:oel="http://schemas.microsoft.com/office/2019/extlst" xmlns:o="urn:schemas-microsoft-com:office:office" xmlns="" sd="3886230498">
                                       <a:prstGeom prst="roundRect">
                                         <a:avLst/>
                                       </a:prstGeom>
@@ -3885,7 +3885,7 @@
                               <a:ln>
                                 <a:extLst>
                                   <a:ext uri="{C807C97D-BFC1-408E-A445-0C87EB9F89A2}">
-                                    <ask:lineSketchStyleProps xmlns="" xmlns:o="urn:schemas-microsoft-com:office:office" xmlns:oel="http://schemas.microsoft.com/office/2019/extlst" xmlns:v="urn:schemas-microsoft-com:vml" xmlns:w10="urn:schemas-microsoft-com:office:word" xmlns:w="http://schemas.openxmlformats.org/wordprocessingml/2006/main" xmlns:w16cex="http://schemas.microsoft.com/office/word/2018/wordml/cex" xmlns:w16="http://schemas.microsoft.com/office/word/2018/wordml" xmlns:w16du="http://schemas.microsoft.com/office/word/2023/wordml/word16du" xmlns:w16sdtdh="http://schemas.microsoft.com/office/word/2020/wordml/sdtdatahash" xmlns:ask="http://schemas.microsoft.com/office/drawing/2018/sketchyshapes" sd="3886230498">
+                                    <ask:lineSketchStyleProps xmlns:ask="http://schemas.microsoft.com/office/drawing/2018/sketchyshapes" xmlns:w16sdtdh="http://schemas.microsoft.com/office/word/2020/wordml/sdtdatahash" xmlns:w16du="http://schemas.microsoft.com/office/word/2023/wordml/word16du" xmlns:w16="http://schemas.microsoft.com/office/word/2018/wordml" xmlns:w16cex="http://schemas.microsoft.com/office/word/2018/wordml/cex" xmlns:w="http://schemas.openxmlformats.org/wordprocessingml/2006/main" xmlns:w10="urn:schemas-microsoft-com:office:word" xmlns:v="urn:schemas-microsoft-com:vml" xmlns:oel="http://schemas.microsoft.com/office/2019/extlst" xmlns:o="urn:schemas-microsoft-com:office:office" xmlns="" sd="3886230498">
                                       <a:prstGeom prst="roundRect">
                                         <a:avLst/>
                                       </a:prstGeom>
@@ -4199,12 +4199,18 @@
                         <w:txbxContent>
                           <w:p>
                             <w:r>
-                              <w:t>git config email</w:t>
+                              <w:t>git config</w:t>
+                            </w:r>
+                            <w:r>
+                              <w:t xml:space="preserve"> --global user.name “mrleast”</w:t>
                             </w:r>
                           </w:p>
                           <w:p>
                             <w:r>
-                              <w:t>git config username</w:t>
+                              <w:t xml:space="preserve">git config </w:t>
+                            </w:r>
+                            <w:r>
+                              <w:t>--global user.email “beviz@elek.hu”</w:t>
                             </w:r>
                           </w:p>
                         </w:txbxContent>
@@ -4235,12 +4241,18 @@
                   <w:txbxContent>
                     <w:p>
                       <w:r>
-                        <w:t>git config email</w:t>
+                        <w:t>git config</w:t>
+                      </w:r>
+                      <w:r>
+                        <w:t xml:space="preserve"> --global user.name “mrleast”</w:t>
                       </w:r>
                     </w:p>
                     <w:p>
                       <w:r>
-                        <w:t>git config username</w:t>
+                        <w:t xml:space="preserve">git config </w:t>
+                      </w:r>
+                      <w:r>
+                        <w:t>--global user.email “beviz@elek.hu”</w:t>
                       </w:r>
                     </w:p>
                   </w:txbxContent>
@@ -4417,10 +4429,22 @@
                           </w:p>
                           <w:p>
                             <w:r>
-                              <w:t xml:space="preserve">git </w:t>
+                              <w:t>git clone</w:t>
                             </w:r>
                             <w:r>
-                              <w:t>clone</w:t>
+                              <w:t xml:space="preserve"> </w:t>
+                            </w:r>
+                            <w:r>
+                              <w:t>https://</w:t>
+                            </w:r>
+                            <w:r>
+                              <w:t>[</w:t>
+                            </w:r>
+                            <w:r>
+                              <w:t>…</w:t>
+                            </w:r>
+                            <w:r>
+                              <w:t>].git</w:t>
                             </w:r>
                             <w:bookmarkStart w:id="0" w:name="_GoBack"/>
                             <w:bookmarkEnd w:id="0"/>
@@ -4451,10 +4475,22 @@
                     </w:p>
                     <w:p>
                       <w:r>
-                        <w:t xml:space="preserve">git </w:t>
+                        <w:t>git clone</w:t>
                       </w:r>
                       <w:r>
-                        <w:t>clone</w:t>
+                        <w:t xml:space="preserve"> </w:t>
+                      </w:r>
+                      <w:r>
+                        <w:t>https://</w:t>
+                      </w:r>
+                      <w:r>
+                        <w:t>[</w:t>
+                      </w:r>
+                      <w:r>
+                        <w:t>…</w:t>
+                      </w:r>
+                      <w:r>
+                        <w:t>].git</w:t>
                       </w:r>
                       <w:bookmarkStart w:id="1" w:name="_GoBack"/>
                       <w:bookmarkEnd w:id="1"/>
@@ -4624,6 +4660,17 @@
                             <w:r>
                               <w:t>git add</w:t>
                             </w:r>
+                            <w:r>
+                              <w:t xml:space="preserve"> </w:t>
+                            </w:r>
+                            <w:r>
+                              <w:t>mcisti-titkos-receptje.txt</w:t>
+                            </w:r>
+                          </w:p>
+                          <w:p>
+                            <w:r>
+                              <w:t>git add .</w:t>
+                            </w:r>
                           </w:p>
                           <w:p>
                             <w:r>
@@ -4660,6 +4707,17 @@
                     <w:p>
                       <w:r>
                         <w:t>git add</w:t>
+                      </w:r>
+                      <w:r>
+                        <w:t xml:space="preserve"> </w:t>
+                      </w:r>
+                      <w:r>
+                        <w:t>mcisti-titkos-receptje.txt</w:t>
+                      </w:r>
+                    </w:p>
+                    <w:p>
+                      <w:r>
+                        <w:t>git add .</w:t>
                       </w:r>
                     </w:p>
                     <w:p>
@@ -7881,23 +7939,6 @@
 </file>
 
 <file path=customXml/item1.xml><?xml version="1.0" encoding="utf-8"?>
-<p:properties xmlns:p="http://schemas.microsoft.com/office/2006/metadata/properties" xmlns:xsi="http://www.w3.org/2001/XMLSchema-instance" xmlns:pc="http://schemas.microsoft.com/office/infopath/2007/PartnerControls">
-  <documentManagement>
-    <_activity xmlns="e035496d-b607-494a-b68c-257e6db10ce7" xsi:nil="true"/>
-  </documentManagement>
-</p:properties>
-</file>
-
-<file path=customXml/item2.xml><?xml version="1.0" encoding="utf-8"?>
-<?mso-contentType ?>
-<FormTemplates xmlns="http://schemas.microsoft.com/sharepoint/v3/contenttype/forms">
-  <Display>DocumentLibraryForm</Display>
-  <Edit>DocumentLibraryForm</Edit>
-  <New>DocumentLibraryForm</New>
-</FormTemplates>
-</file>
-
-<file path=customXml/item3.xml><?xml version="1.0" encoding="utf-8"?>
 <ct:contentTypeSchema xmlns:ct="http://schemas.microsoft.com/office/2006/metadata/contentType" xmlns:ma="http://schemas.microsoft.com/office/2006/metadata/properties/metaAttributes" ct:_="" ma:_="" ma:contentTypeName="Dokumentum" ma:contentTypeID="0x0101003C9FF174AC340248B18A6DA53002D746" ma:contentTypeVersion="16" ma:contentTypeDescription="Új dokumentum létrehozása." ma:contentTypeScope="" ma:versionID="60613c02b554289a0b12181fdcba0a3e">
   <xsd:schema xmlns:xsd="http://www.w3.org/2001/XMLSchema" xmlns:xs="http://www.w3.org/2001/XMLSchema" xmlns:p="http://schemas.microsoft.com/office/2006/metadata/properties" xmlns:ns3="1864150e-f017-4975-9acc-47ce8d819457" xmlns:ns4="e035496d-b607-494a-b68c-257e6db10ce7" targetNamespace="http://schemas.microsoft.com/office/2006/metadata/properties" ma:root="true" ma:fieldsID="098e3191f8d788b6fcc95944a4073da3" ns3:_="" ns4:_="">
     <xsd:import namespace="1864150e-f017-4975-9acc-47ce8d819457"/>
@@ -8136,29 +8177,28 @@
 </ct:contentTypeSchema>
 </file>
 
+<file path=customXml/item2.xml><?xml version="1.0" encoding="utf-8"?>
+<?mso-contentType ?>
+<FormTemplates xmlns="http://schemas.microsoft.com/sharepoint/v3/contenttype/forms">
+  <Display>DocumentLibraryForm</Display>
+  <Edit>DocumentLibraryForm</Edit>
+  <New>DocumentLibraryForm</New>
+</FormTemplates>
+</file>
+
+<file path=customXml/item3.xml><?xml version="1.0" encoding="utf-8"?>
+<p:properties xmlns:p="http://schemas.microsoft.com/office/2006/metadata/properties" xmlns:xsi="http://www.w3.org/2001/XMLSchema-instance" xmlns:pc="http://schemas.microsoft.com/office/infopath/2007/PartnerControls">
+  <documentManagement>
+    <_activity xmlns="e035496d-b607-494a-b68c-257e6db10ce7" xsi:nil="true"/>
+  </documentManagement>
+</p:properties>
+</file>
+
 <file path=customXml/item4.xml><?xml version="1.0" encoding="utf-8"?>
 <b:Sources xmlns:b="http://schemas.openxmlformats.org/officeDocument/2006/bibliography" xmlns="http://schemas.openxmlformats.org/officeDocument/2006/bibliography" SelectedStyle="\APASixthEditionOfficeOnline.xsl" StyleName="APA" Version="6"/>
 </file>
 
 <file path=customXml/itemProps1.xml><?xml version="1.0" encoding="utf-8"?>
-<ds:datastoreItem xmlns:ds="http://schemas.openxmlformats.org/officeDocument/2006/customXml" ds:itemID="{B77A70F7-976B-4C43-8EF3-C3C33C8355A0}">
-  <ds:schemaRefs>
-    <ds:schemaRef ds:uri="http://schemas.microsoft.com/office/2006/metadata/properties"/>
-    <ds:schemaRef ds:uri="http://schemas.microsoft.com/office/infopath/2007/PartnerControls"/>
-    <ds:schemaRef ds:uri="e035496d-b607-494a-b68c-257e6db10ce7"/>
-  </ds:schemaRefs>
-</ds:datastoreItem>
-</file>
-
-<file path=customXml/itemProps2.xml><?xml version="1.0" encoding="utf-8"?>
-<ds:datastoreItem xmlns:ds="http://schemas.openxmlformats.org/officeDocument/2006/customXml" ds:itemID="{B567B229-CA5A-4E06-BCDD-B4521B6F7A9F}">
-  <ds:schemaRefs>
-    <ds:schemaRef ds:uri="http://schemas.microsoft.com/sharepoint/v3/contenttype/forms"/>
-  </ds:schemaRefs>
-</ds:datastoreItem>
-</file>
-
-<file path=customXml/itemProps3.xml><?xml version="1.0" encoding="utf-8"?>
 <ds:datastoreItem xmlns:ds="http://schemas.openxmlformats.org/officeDocument/2006/customXml" ds:itemID="{25645EFD-3B47-4E3D-AA05-B09E34D6E60C}">
   <ds:schemaRefs>
     <ds:schemaRef ds:uri="http://schemas.microsoft.com/office/2006/metadata/contentType"/>
@@ -8177,8 +8217,26 @@
 </ds:datastoreItem>
 </file>
 
+<file path=customXml/itemProps2.xml><?xml version="1.0" encoding="utf-8"?>
+<ds:datastoreItem xmlns:ds="http://schemas.openxmlformats.org/officeDocument/2006/customXml" ds:itemID="{B567B229-CA5A-4E06-BCDD-B4521B6F7A9F}">
+  <ds:schemaRefs>
+    <ds:schemaRef ds:uri="http://schemas.microsoft.com/sharepoint/v3/contenttype/forms"/>
+  </ds:schemaRefs>
+</ds:datastoreItem>
+</file>
+
+<file path=customXml/itemProps3.xml><?xml version="1.0" encoding="utf-8"?>
+<ds:datastoreItem xmlns:ds="http://schemas.openxmlformats.org/officeDocument/2006/customXml" ds:itemID="{B77A70F7-976B-4C43-8EF3-C3C33C8355A0}">
+  <ds:schemaRefs>
+    <ds:schemaRef ds:uri="http://schemas.microsoft.com/office/2006/metadata/properties"/>
+    <ds:schemaRef ds:uri="http://schemas.microsoft.com/office/infopath/2007/PartnerControls"/>
+    <ds:schemaRef ds:uri="e035496d-b607-494a-b68c-257e6db10ce7"/>
+  </ds:schemaRefs>
+</ds:datastoreItem>
+</file>
+
 <file path=customXml/itemProps4.xml><?xml version="1.0" encoding="utf-8"?>
-<ds:datastoreItem xmlns:ds="http://schemas.openxmlformats.org/officeDocument/2006/customXml" ds:itemID="{0FC1D73D-E36B-405D-B4CB-CF112F3C2F7C}">
+<ds:datastoreItem xmlns:ds="http://schemas.openxmlformats.org/officeDocument/2006/customXml" ds:itemID="{9E9945DA-44D4-4513-94EE-4F7341E2519E}">
   <ds:schemaRefs>
     <ds:schemaRef ds:uri="http://schemas.openxmlformats.org/officeDocument/2006/bibliography"/>
   </ds:schemaRefs>
